--- a/고발장_최종.docx
+++ b/고발장_최종.docx
@@ -1163,6 +1163,272 @@
           </w:p>
         </w:tc>
       </w:tr>
+      <w:tr>
+        <w:trPr>
+          <w:cantSplit/>
+        </w:trPr>
+        <w:tc>
+          <w:tcPr>
+            <w:tcW w:type="dxa" w:w="600"/>
+            <w:tcBorders>
+              <w:top w:val="single" w:color="000000" w:sz="6"/>
+              <w:left w:val="single" w:color="000000" w:sz="6"/>
+              <w:bottom w:val="single" w:color="000000" w:sz="6"/>
+              <w:right w:val="single" w:color="000000" w:sz="6"/>
+            </w:tcBorders>
+            <w:tcMar>
+              <w:top w:type="dxa" w:w="70"/>
+              <w:left w:type="dxa" w:w="120"/>
+              <w:bottom w:type="dxa" w:w="70"/>
+              <w:right w:type="dxa" w:w="120"/>
+            </w:tcMar>
+            <w:vAlign w:val="center"/>
+          </w:tcPr>
+          <w:p>
+            <w:pPr>
+              <w:spacing w:after="0" w:before="0" w:line="300"/>
+              <w:jc w:val="center"/>
+            </w:pPr>
+            <w:r>
+              <w:rPr>
+                <w:rFonts w:ascii="바탕" w:cs="바탕" w:eastAsia="바탕" w:hAnsi="바탕"/>
+                <w:sz w:val="20"/>
+                <w:szCs w:val="20"/>
+              </w:rPr>
+              <w:t xml:space="preserve">5</w:t>
+            </w:r>
+          </w:p>
+        </w:tc>
+        <w:tc>
+          <w:tcPr>
+            <w:tcW w:type="dxa" w:w="2400"/>
+            <w:tcBorders>
+              <w:top w:val="single" w:color="000000" w:sz="6"/>
+              <w:left w:val="single" w:color="000000" w:sz="6"/>
+              <w:bottom w:val="single" w:color="000000" w:sz="6"/>
+              <w:right w:val="single" w:color="000000" w:sz="6"/>
+            </w:tcBorders>
+            <w:tcMar>
+              <w:top w:type="dxa" w:w="70"/>
+              <w:left w:type="dxa" w:w="120"/>
+              <w:bottom w:type="dxa" w:w="70"/>
+              <w:right w:type="dxa" w:w="120"/>
+            </w:tcMar>
+            <w:vAlign w:val="center"/>
+          </w:tcPr>
+          <w:p>
+            <w:pPr>
+              <w:spacing w:after="0" w:before="0" w:line="300"/>
+              <w:jc w:val="both"/>
+            </w:pPr>
+            <w:r>
+              <w:rPr>
+                <w:rFonts w:ascii="바탕" w:cs="바탕" w:eastAsia="바탕" w:hAnsi="바탕"/>
+                <w:sz w:val="20"/>
+                <w:szCs w:val="20"/>
+              </w:rPr>
+              <w:t xml:space="preserve">위계에 의한 공무집행방해 (추가 수사 요청)</w:t>
+            </w:r>
+          </w:p>
+        </w:tc>
+        <w:tc>
+          <w:tcPr>
+            <w:tcW w:type="dxa" w:w="2700"/>
+            <w:tcBorders>
+              <w:top w:val="single" w:color="000000" w:sz="6"/>
+              <w:left w:val="single" w:color="000000" w:sz="6"/>
+              <w:bottom w:val="single" w:color="000000" w:sz="6"/>
+              <w:right w:val="single" w:color="000000" w:sz="6"/>
+            </w:tcBorders>
+            <w:tcMar>
+              <w:top w:type="dxa" w:w="70"/>
+              <w:left w:type="dxa" w:w="120"/>
+              <w:bottom w:type="dxa" w:w="70"/>
+              <w:right w:type="dxa" w:w="120"/>
+            </w:tcMar>
+            <w:vAlign w:val="center"/>
+          </w:tcPr>
+          <w:p>
+            <w:pPr>
+              <w:spacing w:after="0" w:before="0" w:line="300"/>
+              <w:jc w:val="both"/>
+            </w:pPr>
+            <w:r>
+              <w:rPr>
+                <w:rFonts w:ascii="바탕" w:cs="바탕" w:eastAsia="바탕" w:hAnsi="바탕"/>
+                <w:sz w:val="20"/>
+                <w:szCs w:val="20"/>
+              </w:rPr>
+              <w:t xml:space="preserve">형법 제137조</w:t>
+            </w:r>
+          </w:p>
+        </w:tc>
+        <w:tc>
+          <w:tcPr>
+            <w:tcW w:type="dxa" w:w="3938"/>
+            <w:tcBorders>
+              <w:top w:val="single" w:color="000000" w:sz="6"/>
+              <w:left w:val="single" w:color="000000" w:sz="6"/>
+              <w:bottom w:val="single" w:color="000000" w:sz="6"/>
+              <w:right w:val="single" w:color="000000" w:sz="6"/>
+            </w:tcBorders>
+            <w:tcMar>
+              <w:top w:type="dxa" w:w="70"/>
+              <w:left w:type="dxa" w:w="120"/>
+              <w:bottom w:type="dxa" w:w="70"/>
+              <w:right w:type="dxa" w:w="120"/>
+            </w:tcMar>
+            <w:vAlign w:val="center"/>
+          </w:tcPr>
+          <w:p>
+            <w:pPr>
+              <w:spacing w:after="0" w:before="0" w:line="300"/>
+              <w:jc w:val="both"/>
+            </w:pPr>
+            <w:r>
+              <w:rPr>
+                <w:rFonts w:ascii="바탕" w:cs="바탕" w:eastAsia="바탕" w:hAnsi="바탕"/>
+                <w:sz w:val="20"/>
+                <w:szCs w:val="20"/>
+              </w:rPr>
+              <w:t xml:space="preserve">2023. 7. 20.자 주민의견서 작성·제출 관여자 (성명불상, 수사로 특정 요청)</w:t>
+            </w:r>
+          </w:p>
+        </w:tc>
+      </w:tr>
+      <w:tr>
+        <w:trPr>
+          <w:cantSplit/>
+        </w:trPr>
+        <w:tc>
+          <w:tcPr>
+            <w:tcW w:type="dxa" w:w="600"/>
+            <w:tcBorders>
+              <w:top w:val="single" w:color="000000" w:sz="6"/>
+              <w:left w:val="single" w:color="000000" w:sz="6"/>
+              <w:bottom w:val="single" w:color="000000" w:sz="6"/>
+              <w:right w:val="single" w:color="000000" w:sz="6"/>
+            </w:tcBorders>
+            <w:tcMar>
+              <w:top w:type="dxa" w:w="70"/>
+              <w:left w:type="dxa" w:w="120"/>
+              <w:bottom w:type="dxa" w:w="70"/>
+              <w:right w:type="dxa" w:w="120"/>
+            </w:tcMar>
+            <w:vAlign w:val="center"/>
+          </w:tcPr>
+          <w:p>
+            <w:pPr>
+              <w:spacing w:after="0" w:before="0" w:line="300"/>
+              <w:jc w:val="center"/>
+            </w:pPr>
+            <w:r>
+              <w:rPr>
+                <w:rFonts w:ascii="바탕" w:cs="바탕" w:eastAsia="바탕" w:hAnsi="바탕"/>
+                <w:sz w:val="20"/>
+                <w:szCs w:val="20"/>
+              </w:rPr>
+              <w:t xml:space="preserve">6</w:t>
+            </w:r>
+          </w:p>
+        </w:tc>
+        <w:tc>
+          <w:tcPr>
+            <w:tcW w:type="dxa" w:w="2400"/>
+            <w:tcBorders>
+              <w:top w:val="single" w:color="000000" w:sz="6"/>
+              <w:left w:val="single" w:color="000000" w:sz="6"/>
+              <w:bottom w:val="single" w:color="000000" w:sz="6"/>
+              <w:right w:val="single" w:color="000000" w:sz="6"/>
+            </w:tcBorders>
+            <w:tcMar>
+              <w:top w:type="dxa" w:w="70"/>
+              <w:left w:type="dxa" w:w="120"/>
+              <w:bottom w:type="dxa" w:w="70"/>
+              <w:right w:type="dxa" w:w="120"/>
+            </w:tcMar>
+            <w:vAlign w:val="center"/>
+          </w:tcPr>
+          <w:p>
+            <w:pPr>
+              <w:spacing w:after="0" w:before="0" w:line="300"/>
+              <w:jc w:val="both"/>
+            </w:pPr>
+            <w:r>
+              <w:rPr>
+                <w:rFonts w:ascii="바탕" w:cs="바탕" w:eastAsia="바탕" w:hAnsi="바탕"/>
+                <w:sz w:val="20"/>
+                <w:szCs w:val="20"/>
+              </w:rPr>
+              <w:t xml:space="preserve">사문서위조·위조사문서행사, 자격모용사문서작성·행사 (추가 수사 요청)</w:t>
+            </w:r>
+          </w:p>
+        </w:tc>
+        <w:tc>
+          <w:tcPr>
+            <w:tcW w:type="dxa" w:w="2700"/>
+            <w:tcBorders>
+              <w:top w:val="single" w:color="000000" w:sz="6"/>
+              <w:left w:val="single" w:color="000000" w:sz="6"/>
+              <w:bottom w:val="single" w:color="000000" w:sz="6"/>
+              <w:right w:val="single" w:color="000000" w:sz="6"/>
+            </w:tcBorders>
+            <w:tcMar>
+              <w:top w:type="dxa" w:w="70"/>
+              <w:left w:type="dxa" w:w="120"/>
+              <w:bottom w:type="dxa" w:w="70"/>
+              <w:right w:type="dxa" w:w="120"/>
+            </w:tcMar>
+            <w:vAlign w:val="center"/>
+          </w:tcPr>
+          <w:p>
+            <w:pPr>
+              <w:spacing w:after="0" w:before="0" w:line="300"/>
+              <w:jc w:val="both"/>
+            </w:pPr>
+            <w:r>
+              <w:rPr>
+                <w:rFonts w:ascii="바탕" w:cs="바탕" w:eastAsia="바탕" w:hAnsi="바탕"/>
+                <w:sz w:val="20"/>
+                <w:szCs w:val="20"/>
+              </w:rPr>
+              <w:t xml:space="preserve">형법 제231조, 제232조, 제234조</w:t>
+            </w:r>
+          </w:p>
+        </w:tc>
+        <w:tc>
+          <w:tcPr>
+            <w:tcW w:type="dxa" w:w="3938"/>
+            <w:tcBorders>
+              <w:top w:val="single" w:color="000000" w:sz="6"/>
+              <w:left w:val="single" w:color="000000" w:sz="6"/>
+              <w:bottom w:val="single" w:color="000000" w:sz="6"/>
+              <w:right w:val="single" w:color="000000" w:sz="6"/>
+            </w:tcBorders>
+            <w:tcMar>
+              <w:top w:type="dxa" w:w="70"/>
+              <w:left w:type="dxa" w:w="120"/>
+              <w:bottom w:type="dxa" w:w="70"/>
+              <w:right w:type="dxa" w:w="120"/>
+            </w:tcMar>
+            <w:vAlign w:val="center"/>
+          </w:tcPr>
+          <w:p>
+            <w:pPr>
+              <w:spacing w:after="0" w:before="0" w:line="300"/>
+              <w:jc w:val="both"/>
+            </w:pPr>
+            <w:r>
+              <w:rPr>
+                <w:rFonts w:ascii="바탕" w:cs="바탕" w:eastAsia="바탕" w:hAnsi="바탕"/>
+                <w:sz w:val="20"/>
+                <w:szCs w:val="20"/>
+              </w:rPr>
+              <w:t xml:space="preserve">위와 같음</w:t>
+            </w:r>
+          </w:p>
+        </w:tc>
+      </w:tr>
     </w:tbl>
     <w:p>
       <w:pPr>
@@ -1176,7 +1442,7 @@
           <w:sz w:val="22"/>
           <w:szCs w:val="22"/>
         </w:rPr>
-        <w:t xml:space="preserve">위 각 죄는 수사 결과 드러나는 사실관계에 따라 택일적·예비적으로 판단하여 주시기 바랍니다. 1억 원의 지급이 정당한 환경개선 지원이었다면 배임수재·배임증재는 성립하지 않을 수 있습니다. 그러나 그 경우에도 받은 돈을 정해진 용도 밖으로 사용하였다면 업무상횡령이 문제됩니다. 반대로 지급 자체가 조합의 이익과 무관한 대가였다면 배임증재와 조합에 대한 업무상배임이 함께 문제됩니다.</w:t>
+        <w:t xml:space="preserve">위 각 죄는 수사 결과 드러나는 사실관계에 따라 택일적·예비적으로 판단하여 주시기 바랍니다. 1억 원의 지급이 정당한 환경개선 지원이었다면 배임수재·배임증재는 성립하지 않을 수 있습니다. 그러나 그 경우에도 받은 돈을 정해진 용도 밖으로 사용하였다면 업무상횡령이 문제됩니다. 반대로 지급 자체가 조합의 이익과 무관한 대가였다면 배임증재와 조합에 대한 업무상배임이 함께 문제됩니다. 5·6항은 공개본에서 의견제출인이 가려져 있어 고발인이 행위자를 특정할 수 없으므로, 의견서 원본을 확보하여 혐의 여부를 수사하여 달라는 추가 수사 요청입니다(제2. 4항).</w:t>
       </w:r>
     </w:p>
     <w:p>
@@ -3693,7 +3959,24 @@
           <w:sz w:val="23"/>
           <w:szCs w:val="23"/>
         </w:rPr>
-        <w:t xml:space="preserve">4. 주민의견서("반대 의견 없음")에 관한 수사 요청</w:t>
+        <w:t xml:space="preserve">4. 주민의견서("반대 의견 없음")에 관한 추가 수사 요청</w:t>
+      </w:r>
+    </w:p>
+    <w:p>
+      <w:pPr>
+        <w:keepNext/>
+        <w:spacing w:after="80" w:before="120"/>
+        <w:ind w:left="220"/>
+      </w:pPr>
+      <w:r>
+        <w:rPr>
+          <w:rFonts w:ascii="바탕" w:cs="바탕" w:eastAsia="바탕" w:hAnsi="바탕"/>
+          <w:b/>
+          <w:bCs/>
+          <w:sz w:val="22"/>
+          <w:szCs w:val="22"/>
+        </w:rPr>
+        <w:t xml:space="preserve">가. 사실관계</w:t>
       </w:r>
     </w:p>
     <w:p>
@@ -3708,7 +3991,7 @@
           <w:sz w:val="22"/>
           <w:szCs w:val="22"/>
         </w:rPr>
-        <w:t xml:space="preserve">2023. 7. 20.자 주민의견서는 퇴비사 신축에 관하여 "반대 의견 없음"이라고 기재하고 있으나, 공개본에서 의견제출인이 가려져 있어 누가 어떤 자격으로 제출했는지 알 수 없습니다(증 제9호증). 4개 마을 주민들은 이 의견 제출에 관하여 의견을 묻거나 통지받은 사실이 없다는 취지로 서명하였습니다(증 제15호증).</w:t>
+        <w:t xml:space="preserve">정읍시 건축과는 2023. 7. 14. 순정축협의 퇴비사(997.5㎡) 신축허가 신청과 관련하여 감곡면에 주민 의견(민원 동향) 파악을 요청하였습니다(건축과-30578). 감곡면장은 2023. 7. 21. 2023. 7. 20.자 주민의견서를 정읍시에 제출하였고(감곡면-10069), 그 의견서에는 "반대 의견 없음"이라고 기재되어 있습니다. 퇴비사는 그 뒤인 2023. 9. 21. 건축허가를 받았습니다(증 제9·16호증).</w:t>
       </w:r>
     </w:p>
     <w:p>
@@ -3723,7 +4006,218 @@
           <w:sz w:val="22"/>
           <w:szCs w:val="22"/>
         </w:rPr>
-        <w:t xml:space="preserve">의견서 원본과 작성·접수 경위를 확보하여 ① 작성자와 서명자, ② 서명이 본인 의사에 따른 것인지, ③ 금원 수수와 의견 제출의 선후 및 관련성을 확인하여 주시기 바랍니다. 만일 서명이 본인 의사에 반하여 기재되었다면 사문서위조 및 동행사 여부도 함께 검토하여 주시기 바랍니다.</w:t>
+        <w:t xml:space="preserve">그러나 공개본에서는 의견제출인이 가려져 있어 누가 어떤 자격으로 제출했는지 알 수 없습니다. 동곡·횡룡·진농·원삼마을 주민들은 이 의견 제출에 관하여 의견을 묻거나 통지받은 사실이 없다는 취지로 서명하였습니다(증 제15호증). 정읍시도 주민총회 결의서나 위임장은 존재하지 않는다고 회신하였습니다(증 제16호증). 그런데도 이 의견서는 마치 인근 마을 주민 전체의 의견인 것처럼 허가 심사 자료로 쓰였습니다.</w:t>
+      </w:r>
+    </w:p>
+    <w:p>
+      <w:pPr>
+        <w:keepNext/>
+        <w:spacing w:after="80" w:before="120"/>
+        <w:ind w:left="220"/>
+      </w:pPr>
+      <w:r>
+        <w:rPr>
+          <w:rFonts w:ascii="바탕" w:cs="바탕" w:eastAsia="바탕" w:hAnsi="바탕"/>
+          <w:b/>
+          <w:bCs/>
+          <w:sz w:val="22"/>
+          <w:szCs w:val="22"/>
+        </w:rPr>
+        <w:t xml:space="preserve">나. 위계에 의한 공무집행방해 (형법 제137조)</w:t>
+      </w:r>
+    </w:p>
+    <w:p>
+      <w:pPr>
+        <w:spacing w:after="100" w:before="0" w:line="340"/>
+        <w:ind w:firstLine="220"/>
+        <w:jc w:val="both"/>
+      </w:pPr>
+      <w:r>
+        <w:rPr>
+          <w:rFonts w:ascii="바탕" w:cs="바탕" w:eastAsia="바탕" w:hAnsi="바탕"/>
+          <w:sz w:val="22"/>
+          <w:szCs w:val="22"/>
+        </w:rPr>
+        <w:t xml:space="preserve">형법 제137조는 위계로써 공무원의 직무집행을 방해한 자를 5년 이하의 징역 또는 1천만 원 이하의 벌금에 처합니다. "위계"란 행위 목적을 이루기 위하여 상대방에게 오인·착각 또는 부지를 일으키게 하여 이를 이용하는 것을 말합니다.</w:t>
+      </w:r>
+    </w:p>
+    <w:tbl>
+      <w:tblPr>
+        <w:tblW w:type="dxa" w:w="9638"/>
+        <w:tblBorders>
+          <w:top w:val="single" w:color="auto" w:sz="4"/>
+          <w:left w:val="single" w:color="auto" w:sz="4"/>
+          <w:bottom w:val="single" w:color="auto" w:sz="4"/>
+          <w:right w:val="single" w:color="auto" w:sz="4"/>
+          <w:insideH w:val="single" w:color="auto" w:sz="4"/>
+          <w:insideV w:val="single" w:color="auto" w:sz="4"/>
+        </w:tblBorders>
+      </w:tblPr>
+      <w:tblGrid>
+        <w:gridCol w:w="9638"/>
+      </w:tblGrid>
+      <w:tr>
+        <w:trPr>
+          <w:cantSplit/>
+        </w:trPr>
+        <w:tc>
+          <w:tcPr>
+            <w:tcW w:type="dxa" w:w="9638"/>
+            <w:tcBorders>
+              <w:top w:val="single" w:color="000000" w:sz="6"/>
+              <w:left w:val="single" w:color="000000" w:sz="6"/>
+              <w:bottom w:val="single" w:color="000000" w:sz="6"/>
+              <w:right w:val="single" w:color="000000" w:sz="6"/>
+            </w:tcBorders>
+            <w:shd w:fill="F5F5F5" w:color="auto" w:val="clear"/>
+            <w:tcMar>
+              <w:top w:type="dxa" w:w="70"/>
+              <w:left w:type="dxa" w:w="120"/>
+              <w:bottom w:type="dxa" w:w="70"/>
+              <w:right w:type="dxa" w:w="120"/>
+            </w:tcMar>
+            <w:vAlign w:val="center"/>
+          </w:tcPr>
+          <w:p>
+            <w:pPr>
+              <w:spacing w:after="50" w:before="0" w:line="340"/>
+              <w:jc w:val="both"/>
+            </w:pPr>
+            <w:r>
+              <w:rPr>
+                <w:rFonts w:ascii="바탕" w:cs="바탕" w:eastAsia="바탕" w:hAnsi="바탕"/>
+                <w:b/>
+                <w:bCs/>
+                <w:sz w:val="21"/>
+                <w:szCs w:val="21"/>
+              </w:rPr>
+              <w:t xml:space="preserve">대법원 1988. 5. 10. 선고 87도2079 판결</w:t>
+            </w:r>
+          </w:p>
+          <w:p>
+            <w:pPr>
+              <w:spacing w:after="0" w:before="0" w:line="320"/>
+              <w:jc w:val="both"/>
+            </w:pPr>
+            <w:r>
+              <w:rPr>
+                <w:rFonts w:ascii="바탕" w:cs="바탕" w:eastAsia="바탕" w:hAnsi="바탕"/>
+                <w:sz w:val="21"/>
+                <w:szCs w:val="21"/>
+              </w:rPr>
+              <w:t xml:space="preserve">개인택시운송사업 면허를 받기 위하여 허위의 소명자료를 제출한 사안입니다. 대법원은 면허관청이 그 기재가 허위임을 발견하지 못하는 이상 이를 진실한 것으로 인정할 수밖에 없는 심사 구조라면, 허위 자료 제출로 관청의 착오를 이용하여 면허를 받은 행위는 위계에 의한 공무집행방해죄에 해당한다고 보았습니다.</w:t>
+            </w:r>
+          </w:p>
+        </w:tc>
+      </w:tr>
+    </w:tbl>
+    <w:p>
+      <w:pPr>
+        <w:spacing w:after="100" w:before="100" w:line="340"/>
+        <w:ind w:firstLine="220"/>
+        <w:jc w:val="both"/>
+      </w:pPr>
+      <w:r>
+        <w:rPr>
+          <w:rFonts w:ascii="바탕" w:cs="바탕" w:eastAsia="바탕" w:hAnsi="바탕"/>
+          <w:sz w:val="22"/>
+          <w:szCs w:val="22"/>
+        </w:rPr>
+        <w:t xml:space="preserve">이 사건 주민의견서는 정읍시가 인허가 판단을 위하여 감곡면을 통해 주민 의견을 확인한 절차에서 제출된 자료입니다. 정읍시로서는 면사무소를 거쳐 제출된 주민의견서를 그대로 신뢰할 수밖에 없고, 주민 개개인에게 의견 제출 여부를 따로 확인할 방법이 사실상 없습니다. 만일 수사 결과 ① 의견제출인이 주민들의 의견을 수렴한 사실이 없음에도 주민 의견인 것처럼 "반대 의견 없음"을 기재하였고, ② 그 무렵 순정축협으로부터 금원을 받았거나 받기로 하였으며, ③ 정읍시가 이를 실제 주민 의견으로 믿고 허가 심사에 반영하였다면, 위계에 의한 공무집행방해죄의 성립을 검토하여 주시기 바랍니다.</w:t>
+      </w:r>
+    </w:p>
+    <w:p>
+      <w:pPr>
+        <w:spacing w:after="100" w:before="0" w:line="340"/>
+        <w:ind w:firstLine="220"/>
+        <w:jc w:val="both"/>
+      </w:pPr>
+      <w:r>
+        <w:rPr>
+          <w:rFonts w:ascii="바탕" w:cs="바탕" w:eastAsia="바탕" w:hAnsi="바탕"/>
+          <w:sz w:val="22"/>
+          <w:szCs w:val="22"/>
+        </w:rPr>
+        <w:t xml:space="preserve">다만 행정청이 신청 사유의 진위를 스스로 충분히 심사하지 않고 처분한 경우에는 이 죄가 부정될 수 있다는 것이 판례의 태도입니다. 따라서 정읍시와 감곡면 담당 공무원을 상대로 ① 의견 수렴의 방법(이장 확인만으로 처리하였는지), ② 주민의견서가 허가 판단에 미친 영향, ③ 의견서 작성·접수 과정에 순정축협 관계자가 관여하였는지 확인하여 주시기 바랍니다.</w:t>
+      </w:r>
+    </w:p>
+    <w:p>
+      <w:pPr>
+        <w:keepNext/>
+        <w:spacing w:after="80" w:before="120"/>
+        <w:ind w:left="220"/>
+      </w:pPr>
+      <w:r>
+        <w:rPr>
+          <w:rFonts w:ascii="바탕" w:cs="바탕" w:eastAsia="바탕" w:hAnsi="바탕"/>
+          <w:b/>
+          <w:bCs/>
+          <w:sz w:val="22"/>
+          <w:szCs w:val="22"/>
+        </w:rPr>
+        <w:t xml:space="preserve">다. 사문서위조·자격모용사문서작성 및 각 행사 (형법 제231조, 제232조, 제234조)</w:t>
+      </w:r>
+    </w:p>
+    <w:p>
+      <w:pPr>
+        <w:spacing w:after="100" w:before="0" w:line="340"/>
+        <w:ind w:firstLine="220"/>
+        <w:jc w:val="both"/>
+      </w:pPr>
+      <w:r>
+        <w:rPr>
+          <w:rFonts w:ascii="바탕" w:cs="바탕" w:eastAsia="바탕" w:hAnsi="바탕"/>
+          <w:sz w:val="22"/>
+          <w:szCs w:val="22"/>
+        </w:rPr>
+        <w:t xml:space="preserve">의견서 원본에 주민들의 이름이나 서명이 본인의 동의 없이 기재되어 있다면, 권리·의무 또는 사실증명에 관한 타인 명의의 문서를 위조한 것으로서 사문서위조죄(제231조)가 성립하고, 이를 면사무소와 정읍시에 제출한 행위는 위조사문서행사죄(제234조)에 해당합니다(각 5년 이하의 징역 또는 1천만 원 이하의 벌금).</w:t>
+      </w:r>
+    </w:p>
+    <w:p>
+      <w:pPr>
+        <w:spacing w:after="100" w:before="0" w:line="340"/>
+        <w:ind w:firstLine="220"/>
+        <w:jc w:val="both"/>
+      </w:pPr>
+      <w:r>
+        <w:rPr>
+          <w:rFonts w:ascii="바탕" w:cs="바탕" w:eastAsia="바탕" w:hAnsi="바탕"/>
+          <w:sz w:val="22"/>
+          <w:szCs w:val="22"/>
+        </w:rPr>
+        <w:t xml:space="preserve">또한 작성자가 주민총회 결의나 위임 없이 "○○마을 주민 대표" 또는 "5개 마을 대표" 등 대표·대리 자격을 내세워 마을 명의의 의견서를 작성하였다면, 자격을 모용하여 사문서를 작성한 것으로서 자격모용사문서작성죄(제232조) 및 그 행사죄의 성립을 검토하여 주시기 바랍니다. 이장 직함 자체는 실재하지만, 이장이라는 사실만으로 마을 주민 전체의 의견을 대신 표시할 권한이 당연히 생기는 것은 아닙니다.</w:t>
+      </w:r>
+    </w:p>
+    <w:p>
+      <w:pPr>
+        <w:keepNext/>
+        <w:spacing w:after="80" w:before="120"/>
+        <w:ind w:left="220"/>
+      </w:pPr>
+      <w:r>
+        <w:rPr>
+          <w:rFonts w:ascii="바탕" w:cs="바탕" w:eastAsia="바탕" w:hAnsi="바탕"/>
+          <w:b/>
+          <w:bCs/>
+          <w:sz w:val="22"/>
+          <w:szCs w:val="22"/>
+        </w:rPr>
+        <w:t xml:space="preserve">라. 수사 요청</w:t>
+      </w:r>
+    </w:p>
+    <w:p>
+      <w:pPr>
+        <w:spacing w:after="100" w:before="0" w:line="340"/>
+        <w:ind w:firstLine="220"/>
+        <w:jc w:val="both"/>
+      </w:pPr>
+      <w:r>
+        <w:rPr>
+          <w:rFonts w:ascii="바탕" w:cs="바탕" w:eastAsia="바탕" w:hAnsi="바탕"/>
+          <w:sz w:val="22"/>
+          <w:szCs w:val="22"/>
+        </w:rPr>
+        <w:t xml:space="preserve">위 두 죄는 의견서 원본이 확보되어야 판단할 수 있습니다. 정읍시와 감곡면이 보관 중인 의견서 원본, 첨부 서명지, 작성·접수 경위 자료를 확보하여 ① 작성자와 서명자의 인적사항, ② 각 서명이 본인 의사에 따른 것인지(필적 감정 포함), ③ 기재된 대표 자격과 실제 위임 여부, ④ 금원 수수와 의견 제출의 선후 및 관련성을 확인하여 주시기 바랍니다. 그 결과에 따라 행위자를 특정하여 처벌하여 주시기 바랍니다.</w:t>
       </w:r>
     </w:p>
     <w:p>
@@ -4056,7 +4550,7 @@
                 <w:sz w:val="20"/>
                 <w:szCs w:val="20"/>
               </w:rPr>
-              <w:t xml:space="preserve">정읍시 건축과-30578(2023. 7. 14.), 감곡면-10069(2023. 7. 21.) 관련 의견서 원본과 작성·접수 경위, 의견제출인 인적사항.</w:t>
+              <w:t xml:space="preserve">정읍시 건축과-30578(2023. 7. 14.), 감곡면-10069(2023. 7. 21.) 관련 의견서 원본, 첨부 서명지, 작성·접수 경위, 의견제출인 인적사항. 서명의 진정성 확인을 위한 필적 감정, 의견 수렴 방법과 허가 심사 반영 여부에 관한 담당 공무원 진술.</w:t>
             </w:r>
           </w:p>
         </w:tc>
